--- a/docs/delivery/gost/technical-report.docx
+++ b/docs/delivery/gost/technical-report.docx
@@ -2621,7 +2621,7 @@
           <w:color w:val="000000"/>
           <w:u w:val="none"/>
         </w:rPr>
-        <w:t>Внешняя почта теперь требует явного включения SMTP; прямой адаптер принимает только синтетические адреса и проверяет TLS. Jury-режим отключает регистрацию, email-коды, mock-почту, вход по demo-ID, ФСП ID mock и импорт PDF. Полный локальный режим и видео сохраняют исходный путь регистрации по ТЗ. Опубликованные правила подбора используют реальную формулу 45/35/10/10. Подготовлены правовые страницы, инвентаризация 43 Python-пакетов и трёх веб-компонентов с копиями лицензий; модель остаётся отдельной закреплённой загрузкой Apache-2.0. Подробности — docs/58–61.</w:t>
+        <w:t>Внешняя почта теперь требует явного включения SMTP; прямой адаптер принимает только синтетические адреса и проверяет TLS. Исходный jury-режим отключал регистрацию, email-коды, mock-почту, вход по demo-ID, ФСП ID mock и импорт PDF. Полный локальный режим и видео сохраняют исходный путь регистрации по ТЗ. Опубликованные правила подбора используют реальную формулу 45/35/10/10. Подготовлены правовые страницы, инвентаризация 43 Python-пакетов и трёх веб-компонентов с копиями лицензий; модель остаётся отдельной закреплённой загрузкой Apache-2.0. В текущем v3 регистрация включена; инструкции — docs/60–61.</w:t>
       </w:r>
     </w:p>
     <w:p>
